--- a/docs/proposals/live-quiz-platform/deliverables/Altanfith_LiveQuizPlatform_Quotation_EN_v1.0.docx
+++ b/docs/proposals/live-quiz-platform/deliverables/Altanfith_LiveQuizPlatform_Quotation_EN_v1.0.docx
@@ -490,6 +490,7 @@
         <w:tc>
           <w:tcPr>
             <w:tcW w:w="0" w:type="auto"/>
+            <w:gridSpan w:val="2"/>
             <w:tcBorders>
               <w:top w:val="single" w:sz="8" w:space="0" w:color="0B2239"/>
               <w:left w:val="single" w:sz="8" w:space="0" w:color="0B2239"/>
@@ -529,39 +530,6 @@
               </w:rPr>
               <w:t>Quotation at a glance</w:t>
             </w:r>
-          </w:p>
-        </w:tc>
-        <w:tc>
-          <w:tcPr>
-            <w:tcW w:w="0" w:type="auto"/>
-            <w:tcBorders>
-              <w:top w:val="single" w:sz="8" w:space="0" w:color="0B2239"/>
-              <w:left w:val="single" w:sz="8" w:space="0" w:color="0B2239"/>
-              <w:bottom w:val="single" w:sz="8" w:space="0" w:color="0B2239"/>
-              <w:right w:val="single" w:sz="8" w:space="0" w:color="0B2239"/>
-            </w:tcBorders>
-            <w:shd w:val="clear" w:color="auto" w:fill="0B2239"/>
-            <w:tcMar>
-              <w:top w:w="100" w:type="dxa"/>
-              <w:left w:w="120" w:type="dxa"/>
-              <w:bottom w:w="100" w:type="dxa"/>
-              <w:right w:w="120" w:type="dxa"/>
-            </w:tcMar>
-            <w:vAlign w:val="center"/>
-            <w:hideMark/>
-          </w:tcPr>
-          <w:p>
-            <w:pPr>
-              <w:spacing w:before="160" w:after="160"/>
-              <w:rPr>
-                <w:rFonts w:ascii="Segoe UI" w:eastAsia="Times New Roman" w:hAnsi="Segoe UI" w:cs="Segoe UI"/>
-                <w:b/>
-                <w:bCs/>
-                <w:color w:val="FFFFFF"/>
-                <w:sz w:val="19"/>
-                <w:szCs w:val="19"/>
-              </w:rPr>
-            </w:pPr>
           </w:p>
         </w:tc>
       </w:tr>
@@ -7570,7 +7538,7 @@
         <w:color w:val="5A6B7A"/>
         <w:sz w:val="16"/>
       </w:rPr>
-      <w:t>1</w:t>
+      <w:t>8</w:t>
     </w:r>
     <w:r>
       <w:rPr>
@@ -7645,9 +7613,9 @@
 <file path=word/numbering.xml><?xml version="1.0" encoding="utf-8"?>
 <w:numbering xmlns:wpc="http://schemas.microsoft.com/office/word/2010/wordprocessingCanvas" xmlns:cx="http://schemas.microsoft.com/office/drawing/2014/chartex" xmlns:cx1="http://schemas.microsoft.com/office/drawing/2015/9/8/chartex" xmlns:cx2="http://schemas.microsoft.com/office/drawing/2015/10/21/chartex" xmlns:cx3="http://schemas.microsoft.com/office/drawing/2016/5/9/chartex" xmlns:cx4="http://schemas.microsoft.com/office/drawing/2016/5/10/chartex" xmlns:cx5="http://schemas.microsoft.com/office/drawing/2016/5/11/chartex" xmlns:cx6="http://schemas.microsoft.com/office/drawing/2016/5/12/chartex" xmlns:cx7="http://schemas.microsoft.com/office/drawing/2016/5/13/chartex" xmlns:cx8="http://schemas.microsoft.com/office/drawing/2016/5/14/chartex" xmlns:mc="http://schemas.openxmlformats.org/markup-compatibility/2006" xmlns:aink="http://schemas.microsoft.com/office/drawing/2016/ink" xmlns:am3d="http://schemas.microsoft.com/office/drawing/2017/model3d" xmlns:o="urn:schemas-microsoft-com:office:office" xmlns:oel="http://schemas.microsoft.com/office/2019/extlst" xmlns:r="http://schemas.openxmlformats.org/officeDocument/2006/relationships" xmlns:m="http://schemas.openxmlformats.org/officeDocument/2006/math" xmlns:v="urn:schemas-microsoft-com:vml" xmlns:wp14="http://schemas.microsoft.com/office/word/2010/wordprocessingDrawing" xmlns:wp="http://schemas.openxmlformats.org/drawingml/2006/wordprocessingDrawing" xmlns:w10="urn:schemas-microsoft-com:office:word" xmlns:w="http://schemas.openxmlformats.org/wordprocessingml/2006/main" xmlns:w14="http://schemas.microsoft.com/office/word/2010/wordml" xmlns:w15="http://schemas.microsoft.com/office/word/2012/wordml" xmlns:w16cex="http://schemas.microsoft.com/office/word/2018/wordml/cex" xmlns:w16cid="http://schemas.microsoft.com/office/word/2016/wordml/cid" xmlns:w16="http://schemas.microsoft.com/office/word/2018/wordml" xmlns:w16du="http://schemas.microsoft.com/office/word/2023/wordml/word16du" xmlns:w16sdtdh="http://schemas.microsoft.com/office/word/2020/wordml/sdtdatahash" xmlns:w16sdtfl="http://schemas.microsoft.com/office/word/2024/wordml/sdtformatlock" xmlns:w16se="http://schemas.microsoft.com/office/word/2015/wordml/symex" xmlns:wpg="http://schemas.microsoft.com/office/word/2010/wordprocessingGroup" xmlns:wpi="http://schemas.microsoft.com/office/word/2010/wordprocessingInk" xmlns:wne="http://schemas.microsoft.com/office/word/2006/wordml" xmlns:wps="http://schemas.microsoft.com/office/word/2010/wordprocessingShape" mc:Ignorable="w14 w15 w16se w16cid w16 w16cex w16sdtdh w16sdtfl w16du wp14">
   <w:abstractNum w:abstractNumId="0" w15:restartNumberingAfterBreak="0">
-    <w:nsid w:val="2F9D5523"/>
+    <w:nsid w:val="36800401"/>
     <w:multiLevelType w:val="multilevel"/>
-    <w:tmpl w:val="6696E23E"/>
+    <w:tmpl w:val="BF5CB21C"/>
     <w:lvl w:ilvl="0">
       <w:start w:val="1"/>
       <w:numFmt w:val="bullet"/>
@@ -7793,7 +7761,7 @@
       </w:rPr>
     </w:lvl>
   </w:abstractNum>
-  <w:num w:numId="1" w16cid:durableId="1929845913">
+  <w:num w:numId="1" w16cid:durableId="942570125">
     <w:abstractNumId w:val="0"/>
   </w:num>
 </w:numbering>
@@ -8462,7 +8430,7 @@
     <w:link w:val="HeaderChar"/>
     <w:uiPriority w:val="99"/>
     <w:unhideWhenUsed/>
-    <w:rsid w:val="009C33A7"/>
+    <w:rsid w:val="002A4C6B"/>
     <w:pPr>
       <w:tabs>
         <w:tab w:val="center" w:pos="4680"/>
@@ -8475,7 +8443,7 @@
     <w:basedOn w:val="DefaultParagraphFont"/>
     <w:link w:val="Header"/>
     <w:uiPriority w:val="99"/>
-    <w:rsid w:val="009C33A7"/>
+    <w:rsid w:val="002A4C6B"/>
     <w:rPr>
       <w:rFonts w:eastAsiaTheme="minorEastAsia"/>
       <w:sz w:val="24"/>
@@ -8488,7 +8456,7 @@
     <w:link w:val="FooterChar"/>
     <w:uiPriority w:val="99"/>
     <w:unhideWhenUsed/>
-    <w:rsid w:val="009C33A7"/>
+    <w:rsid w:val="002A4C6B"/>
     <w:pPr>
       <w:tabs>
         <w:tab w:val="center" w:pos="4680"/>
@@ -8501,7 +8469,7 @@
     <w:basedOn w:val="DefaultParagraphFont"/>
     <w:link w:val="Footer"/>
     <w:uiPriority w:val="99"/>
-    <w:rsid w:val="009C33A7"/>
+    <w:rsid w:val="002A4C6B"/>
     <w:rPr>
       <w:rFonts w:eastAsiaTheme="minorEastAsia"/>
       <w:sz w:val="24"/>
